--- a/resources/a-level-business-price-elasticity-cinema/A-Level-Business-Price-Elasticity-Cinema-Student.docx
+++ b/resources/a-level-business-price-elasticity-cinema/A-Level-Business-Price-Elasticity-Cinema-Student.docx
@@ -52,13 +52,13 @@
         <w:tc>
           <w:tcPr>
             <w:tcW w:type="dxa" w:w="3046"/>
-            <w:shd w:fill="142D40"/>
             <w:tcBorders>
               <w:top w:val="single" w:sz="4" w:color="D9D9D9"/>
               <w:bottom w:val="single" w:sz="4" w:color="D9D9D9"/>
               <w:left w:val="single" w:sz="4" w:color="D9D9D9"/>
               <w:right w:val="single" w:sz="4" w:color="D9D9D9"/>
             </w:tcBorders>
+            <w:shd w:fill="142D40"/>
             <w:tcMar>
               <w:top w:w="85" w:type="dxa"/>
               <w:bottom w:w="85" w:type="dxa"/>
@@ -83,13 +83,13 @@
         <w:tc>
           <w:tcPr>
             <w:tcW w:type="dxa" w:w="7106"/>
-            <w:shd w:fill="142D40"/>
             <w:tcBorders>
               <w:top w:val="single" w:sz="4" w:color="D9D9D9"/>
               <w:bottom w:val="single" w:sz="4" w:color="D9D9D9"/>
               <w:left w:val="single" w:sz="4" w:color="D9D9D9"/>
               <w:right w:val="single" w:sz="4" w:color="D9D9D9"/>
             </w:tcBorders>
+            <w:shd w:fill="142D40"/>
             <w:tcMar>
               <w:top w:w="85" w:type="dxa"/>
               <w:bottom w:w="85" w:type="dxa"/>
@@ -116,13 +116,13 @@
         <w:tc>
           <w:tcPr>
             <w:tcW w:type="dxa" w:w="3046"/>
-            <w:shd w:fill="FFFFFF"/>
             <w:tcBorders>
               <w:top w:val="single" w:sz="4" w:color="D9D9D9"/>
               <w:bottom w:val="single" w:sz="4" w:color="D9D9D9"/>
               <w:left w:val="single" w:sz="4" w:color="D9D9D9"/>
               <w:right w:val="single" w:sz="4" w:color="D9D9D9"/>
             </w:tcBorders>
+            <w:shd w:fill="FFFFFF"/>
             <w:tcMar>
               <w:top w:w="85" w:type="dxa"/>
               <w:bottom w:w="85" w:type="dxa"/>
@@ -147,13 +147,13 @@
         <w:tc>
           <w:tcPr>
             <w:tcW w:type="dxa" w:w="7106"/>
-            <w:shd w:fill="FFFFFF"/>
             <w:tcBorders>
               <w:top w:val="single" w:sz="4" w:color="D9D9D9"/>
               <w:bottom w:val="single" w:sz="4" w:color="D9D9D9"/>
               <w:left w:val="single" w:sz="4" w:color="D9D9D9"/>
               <w:right w:val="single" w:sz="4" w:color="D9D9D9"/>
             </w:tcBorders>
+            <w:shd w:fill="FFFFFF"/>
             <w:tcMar>
               <w:top w:w="85" w:type="dxa"/>
               <w:bottom w:w="85" w:type="dxa"/>
@@ -179,13 +179,13 @@
         <w:tc>
           <w:tcPr>
             <w:tcW w:type="dxa" w:w="3046"/>
-            <w:shd w:fill="F1F5F7"/>
             <w:tcBorders>
               <w:top w:val="single" w:sz="4" w:color="D9D9D9"/>
               <w:bottom w:val="single" w:sz="4" w:color="D9D9D9"/>
               <w:left w:val="single" w:sz="4" w:color="D9D9D9"/>
               <w:right w:val="single" w:sz="4" w:color="D9D9D9"/>
             </w:tcBorders>
+            <w:shd w:fill="F1F5F7"/>
             <w:tcMar>
               <w:top w:w="85" w:type="dxa"/>
               <w:bottom w:w="85" w:type="dxa"/>
@@ -210,13 +210,13 @@
         <w:tc>
           <w:tcPr>
             <w:tcW w:type="dxa" w:w="7106"/>
-            <w:shd w:fill="F1F5F7"/>
             <w:tcBorders>
               <w:top w:val="single" w:sz="4" w:color="D9D9D9"/>
               <w:bottom w:val="single" w:sz="4" w:color="D9D9D9"/>
               <w:left w:val="single" w:sz="4" w:color="D9D9D9"/>
               <w:right w:val="single" w:sz="4" w:color="D9D9D9"/>
             </w:tcBorders>
+            <w:shd w:fill="F1F5F7"/>
             <w:tcMar>
               <w:top w:w="85" w:type="dxa"/>
               <w:bottom w:w="85" w:type="dxa"/>
@@ -242,13 +242,13 @@
         <w:tc>
           <w:tcPr>
             <w:tcW w:type="dxa" w:w="3046"/>
-            <w:shd w:fill="FFFFFF"/>
             <w:tcBorders>
               <w:top w:val="single" w:sz="4" w:color="D9D9D9"/>
               <w:bottom w:val="single" w:sz="4" w:color="D9D9D9"/>
               <w:left w:val="single" w:sz="4" w:color="D9D9D9"/>
               <w:right w:val="single" w:sz="4" w:color="D9D9D9"/>
             </w:tcBorders>
+            <w:shd w:fill="FFFFFF"/>
             <w:tcMar>
               <w:top w:w="85" w:type="dxa"/>
               <w:bottom w:w="85" w:type="dxa"/>
@@ -273,13 +273,13 @@
         <w:tc>
           <w:tcPr>
             <w:tcW w:type="dxa" w:w="7106"/>
-            <w:shd w:fill="FFFFFF"/>
             <w:tcBorders>
               <w:top w:val="single" w:sz="4" w:color="D9D9D9"/>
               <w:bottom w:val="single" w:sz="4" w:color="D9D9D9"/>
               <w:left w:val="single" w:sz="4" w:color="D9D9D9"/>
               <w:right w:val="single" w:sz="4" w:color="D9D9D9"/>
             </w:tcBorders>
+            <w:shd w:fill="FFFFFF"/>
             <w:tcMar>
               <w:top w:w="85" w:type="dxa"/>
               <w:bottom w:w="85" w:type="dxa"/>
@@ -305,13 +305,13 @@
         <w:tc>
           <w:tcPr>
             <w:tcW w:type="dxa" w:w="3046"/>
-            <w:shd w:fill="F1F5F7"/>
             <w:tcBorders>
               <w:top w:val="single" w:sz="4" w:color="D9D9D9"/>
               <w:bottom w:val="single" w:sz="4" w:color="D9D9D9"/>
               <w:left w:val="single" w:sz="4" w:color="D9D9D9"/>
               <w:right w:val="single" w:sz="4" w:color="D9D9D9"/>
             </w:tcBorders>
+            <w:shd w:fill="F1F5F7"/>
             <w:tcMar>
               <w:top w:w="85" w:type="dxa"/>
               <w:bottom w:w="85" w:type="dxa"/>
@@ -336,13 +336,13 @@
         <w:tc>
           <w:tcPr>
             <w:tcW w:type="dxa" w:w="7106"/>
-            <w:shd w:fill="F1F5F7"/>
             <w:tcBorders>
               <w:top w:val="single" w:sz="4" w:color="D9D9D9"/>
               <w:bottom w:val="single" w:sz="4" w:color="D9D9D9"/>
               <w:left w:val="single" w:sz="4" w:color="D9D9D9"/>
               <w:right w:val="single" w:sz="4" w:color="D9D9D9"/>
             </w:tcBorders>
+            <w:shd w:fill="F1F5F7"/>
             <w:tcMar>
               <w:top w:w="85" w:type="dxa"/>
               <w:bottom w:w="85" w:type="dxa"/>
@@ -398,13 +398,13 @@
         <w:tc>
           <w:tcPr>
             <w:tcW w:type="dxa" w:w="5076"/>
-            <w:shd w:fill="142D40"/>
             <w:tcBorders>
               <w:top w:val="single" w:sz="4" w:color="D9D9D9"/>
               <w:bottom w:val="single" w:sz="4" w:color="D9D9D9"/>
               <w:left w:val="single" w:sz="4" w:color="D9D9D9"/>
               <w:right w:val="single" w:sz="4" w:color="D9D9D9"/>
             </w:tcBorders>
+            <w:shd w:fill="142D40"/>
             <w:tcMar>
               <w:top w:w="85" w:type="dxa"/>
               <w:bottom w:w="85" w:type="dxa"/>
@@ -429,13 +429,13 @@
         <w:tc>
           <w:tcPr>
             <w:tcW w:type="dxa" w:w="2538"/>
-            <w:shd w:fill="142D40"/>
             <w:tcBorders>
               <w:top w:val="single" w:sz="4" w:color="D9D9D9"/>
               <w:bottom w:val="single" w:sz="4" w:color="D9D9D9"/>
               <w:left w:val="single" w:sz="4" w:color="D9D9D9"/>
               <w:right w:val="single" w:sz="4" w:color="D9D9D9"/>
             </w:tcBorders>
+            <w:shd w:fill="142D40"/>
             <w:tcMar>
               <w:top w:w="85" w:type="dxa"/>
               <w:bottom w:w="85" w:type="dxa"/>
@@ -460,13 +460,13 @@
         <w:tc>
           <w:tcPr>
             <w:tcW w:type="dxa" w:w="2538"/>
-            <w:shd w:fill="142D40"/>
             <w:tcBorders>
               <w:top w:val="single" w:sz="4" w:color="D9D9D9"/>
               <w:bottom w:val="single" w:sz="4" w:color="D9D9D9"/>
               <w:left w:val="single" w:sz="4" w:color="D9D9D9"/>
               <w:right w:val="single" w:sz="4" w:color="D9D9D9"/>
             </w:tcBorders>
+            <w:shd w:fill="142D40"/>
             <w:tcMar>
               <w:top w:w="85" w:type="dxa"/>
               <w:bottom w:w="85" w:type="dxa"/>
@@ -493,13 +493,13 @@
         <w:tc>
           <w:tcPr>
             <w:tcW w:type="dxa" w:w="5076"/>
-            <w:shd w:fill="FFFFFF"/>
             <w:tcBorders>
               <w:top w:val="single" w:sz="4" w:color="D9D9D9"/>
               <w:bottom w:val="single" w:sz="4" w:color="D9D9D9"/>
               <w:left w:val="single" w:sz="4" w:color="D9D9D9"/>
               <w:right w:val="single" w:sz="4" w:color="D9D9D9"/>
             </w:tcBorders>
+            <w:shd w:fill="FFFFFF"/>
             <w:tcMar>
               <w:top w:w="85" w:type="dxa"/>
               <w:bottom w:w="85" w:type="dxa"/>
@@ -524,13 +524,13 @@
         <w:tc>
           <w:tcPr>
             <w:tcW w:type="dxa" w:w="2538"/>
-            <w:shd w:fill="FFFFFF"/>
             <w:tcBorders>
               <w:top w:val="single" w:sz="4" w:color="D9D9D9"/>
               <w:bottom w:val="single" w:sz="4" w:color="D9D9D9"/>
               <w:left w:val="single" w:sz="4" w:color="D9D9D9"/>
               <w:right w:val="single" w:sz="4" w:color="D9D9D9"/>
             </w:tcBorders>
+            <w:shd w:fill="FFFFFF"/>
             <w:tcMar>
               <w:top w:w="85" w:type="dxa"/>
               <w:bottom w:w="85" w:type="dxa"/>
@@ -555,13 +555,13 @@
         <w:tc>
           <w:tcPr>
             <w:tcW w:type="dxa" w:w="2538"/>
-            <w:shd w:fill="FFFFFF"/>
             <w:tcBorders>
               <w:top w:val="single" w:sz="4" w:color="D9D9D9"/>
               <w:bottom w:val="single" w:sz="4" w:color="D9D9D9"/>
               <w:left w:val="single" w:sz="4" w:color="D9D9D9"/>
               <w:right w:val="single" w:sz="4" w:color="D9D9D9"/>
             </w:tcBorders>
+            <w:shd w:fill="FFFFFF"/>
             <w:tcMar>
               <w:top w:w="85" w:type="dxa"/>
               <w:bottom w:w="85" w:type="dxa"/>
@@ -588,13 +588,13 @@
         <w:tc>
           <w:tcPr>
             <w:tcW w:type="dxa" w:w="5076"/>
-            <w:shd w:fill="F1F5F7"/>
             <w:tcBorders>
               <w:top w:val="single" w:sz="4" w:color="D9D9D9"/>
               <w:bottom w:val="single" w:sz="4" w:color="D9D9D9"/>
               <w:left w:val="single" w:sz="4" w:color="D9D9D9"/>
               <w:right w:val="single" w:sz="4" w:color="D9D9D9"/>
             </w:tcBorders>
+            <w:shd w:fill="F1F5F7"/>
             <w:tcMar>
               <w:top w:w="85" w:type="dxa"/>
               <w:bottom w:w="85" w:type="dxa"/>
@@ -619,13 +619,13 @@
         <w:tc>
           <w:tcPr>
             <w:tcW w:type="dxa" w:w="2538"/>
-            <w:shd w:fill="F1F5F7"/>
             <w:tcBorders>
               <w:top w:val="single" w:sz="4" w:color="D9D9D9"/>
               <w:bottom w:val="single" w:sz="4" w:color="D9D9D9"/>
               <w:left w:val="single" w:sz="4" w:color="D9D9D9"/>
               <w:right w:val="single" w:sz="4" w:color="D9D9D9"/>
             </w:tcBorders>
+            <w:shd w:fill="F1F5F7"/>
             <w:tcMar>
               <w:top w:w="85" w:type="dxa"/>
               <w:bottom w:w="85" w:type="dxa"/>
@@ -650,13 +650,13 @@
         <w:tc>
           <w:tcPr>
             <w:tcW w:type="dxa" w:w="2538"/>
-            <w:shd w:fill="F1F5F7"/>
             <w:tcBorders>
               <w:top w:val="single" w:sz="4" w:color="D9D9D9"/>
               <w:bottom w:val="single" w:sz="4" w:color="D9D9D9"/>
               <w:left w:val="single" w:sz="4" w:color="D9D9D9"/>
               <w:right w:val="single" w:sz="4" w:color="D9D9D9"/>
             </w:tcBorders>
+            <w:shd w:fill="F1F5F7"/>
             <w:tcMar>
               <w:top w:w="85" w:type="dxa"/>
               <w:bottom w:w="85" w:type="dxa"/>
@@ -802,13 +802,13 @@
         <w:tc>
           <w:tcPr>
             <w:tcW w:type="dxa" w:w="5076"/>
-            <w:shd w:fill="142D40"/>
             <w:tcBorders>
               <w:top w:val="single" w:sz="4" w:color="D9D9D9"/>
               <w:bottom w:val="single" w:sz="4" w:color="D9D9D9"/>
               <w:left w:val="single" w:sz="4" w:color="D9D9D9"/>
               <w:right w:val="single" w:sz="4" w:color="D9D9D9"/>
             </w:tcBorders>
+            <w:shd w:fill="142D40"/>
             <w:tcMar>
               <w:top w:w="85" w:type="dxa"/>
               <w:bottom w:w="85" w:type="dxa"/>
@@ -833,13 +833,13 @@
         <w:tc>
           <w:tcPr>
             <w:tcW w:type="dxa" w:w="2538"/>
-            <w:shd w:fill="142D40"/>
             <w:tcBorders>
               <w:top w:val="single" w:sz="4" w:color="D9D9D9"/>
               <w:bottom w:val="single" w:sz="4" w:color="D9D9D9"/>
               <w:left w:val="single" w:sz="4" w:color="D9D9D9"/>
               <w:right w:val="single" w:sz="4" w:color="D9D9D9"/>
             </w:tcBorders>
+            <w:shd w:fill="142D40"/>
             <w:tcMar>
               <w:top w:w="85" w:type="dxa"/>
               <w:bottom w:w="85" w:type="dxa"/>
@@ -864,13 +864,13 @@
         <w:tc>
           <w:tcPr>
             <w:tcW w:type="dxa" w:w="2538"/>
-            <w:shd w:fill="142D40"/>
             <w:tcBorders>
               <w:top w:val="single" w:sz="4" w:color="D9D9D9"/>
               <w:bottom w:val="single" w:sz="4" w:color="D9D9D9"/>
               <w:left w:val="single" w:sz="4" w:color="D9D9D9"/>
               <w:right w:val="single" w:sz="4" w:color="D9D9D9"/>
             </w:tcBorders>
+            <w:shd w:fill="142D40"/>
             <w:tcMar>
               <w:top w:w="85" w:type="dxa"/>
               <w:bottom w:w="85" w:type="dxa"/>
@@ -897,13 +897,13 @@
         <w:tc>
           <w:tcPr>
             <w:tcW w:type="dxa" w:w="5076"/>
-            <w:shd w:fill="FFFFFF"/>
             <w:tcBorders>
               <w:top w:val="single" w:sz="4" w:color="D9D9D9"/>
               <w:bottom w:val="single" w:sz="4" w:color="D9D9D9"/>
               <w:left w:val="single" w:sz="4" w:color="D9D9D9"/>
               <w:right w:val="single" w:sz="4" w:color="D9D9D9"/>
             </w:tcBorders>
+            <w:shd w:fill="FFFFFF"/>
             <w:tcMar>
               <w:top w:w="85" w:type="dxa"/>
               <w:bottom w:w="85" w:type="dxa"/>
@@ -928,13 +928,13 @@
         <w:tc>
           <w:tcPr>
             <w:tcW w:type="dxa" w:w="2538"/>
-            <w:shd w:fill="FFFFFF"/>
             <w:tcBorders>
               <w:top w:val="single" w:sz="4" w:color="D9D9D9"/>
               <w:bottom w:val="single" w:sz="4" w:color="D9D9D9"/>
               <w:left w:val="single" w:sz="4" w:color="D9D9D9"/>
               <w:right w:val="single" w:sz="4" w:color="D9D9D9"/>
             </w:tcBorders>
+            <w:shd w:fill="FFFFFF"/>
             <w:tcMar>
               <w:top w:w="85" w:type="dxa"/>
               <w:bottom w:w="85" w:type="dxa"/>
@@ -959,13 +959,13 @@
         <w:tc>
           <w:tcPr>
             <w:tcW w:type="dxa" w:w="2538"/>
-            <w:shd w:fill="FFFFFF"/>
             <w:tcBorders>
               <w:top w:val="single" w:sz="4" w:color="D9D9D9"/>
               <w:bottom w:val="single" w:sz="4" w:color="D9D9D9"/>
               <w:left w:val="single" w:sz="4" w:color="D9D9D9"/>
               <w:right w:val="single" w:sz="4" w:color="D9D9D9"/>
             </w:tcBorders>
+            <w:shd w:fill="FFFFFF"/>
             <w:tcMar>
               <w:top w:w="85" w:type="dxa"/>
               <w:bottom w:w="85" w:type="dxa"/>
@@ -992,13 +992,13 @@
         <w:tc>
           <w:tcPr>
             <w:tcW w:type="dxa" w:w="5076"/>
-            <w:shd w:fill="F1F5F7"/>
             <w:tcBorders>
               <w:top w:val="single" w:sz="4" w:color="D9D9D9"/>
               <w:bottom w:val="single" w:sz="4" w:color="D9D9D9"/>
               <w:left w:val="single" w:sz="4" w:color="D9D9D9"/>
               <w:right w:val="single" w:sz="4" w:color="D9D9D9"/>
             </w:tcBorders>
+            <w:shd w:fill="F1F5F7"/>
             <w:tcMar>
               <w:top w:w="85" w:type="dxa"/>
               <w:bottom w:w="85" w:type="dxa"/>
@@ -1023,13 +1023,13 @@
         <w:tc>
           <w:tcPr>
             <w:tcW w:type="dxa" w:w="2538"/>
-            <w:shd w:fill="F1F5F7"/>
             <w:tcBorders>
               <w:top w:val="single" w:sz="4" w:color="D9D9D9"/>
               <w:bottom w:val="single" w:sz="4" w:color="D9D9D9"/>
               <w:left w:val="single" w:sz="4" w:color="D9D9D9"/>
               <w:right w:val="single" w:sz="4" w:color="D9D9D9"/>
             </w:tcBorders>
+            <w:shd w:fill="F1F5F7"/>
             <w:tcMar>
               <w:top w:w="85" w:type="dxa"/>
               <w:bottom w:w="85" w:type="dxa"/>
@@ -1054,13 +1054,13 @@
         <w:tc>
           <w:tcPr>
             <w:tcW w:type="dxa" w:w="2538"/>
-            <w:shd w:fill="F1F5F7"/>
             <w:tcBorders>
               <w:top w:val="single" w:sz="4" w:color="D9D9D9"/>
               <w:bottom w:val="single" w:sz="4" w:color="D9D9D9"/>
               <w:left w:val="single" w:sz="4" w:color="D9D9D9"/>
               <w:right w:val="single" w:sz="4" w:color="D9D9D9"/>
             </w:tcBorders>
+            <w:shd w:fill="F1F5F7"/>
             <w:tcMar>
               <w:top w:w="85" w:type="dxa"/>
               <w:bottom w:w="85" w:type="dxa"/>
@@ -1248,13 +1248,13 @@
         <w:tc>
           <w:tcPr>
             <w:tcW w:type="dxa" w:w="4670"/>
-            <w:shd w:fill="142D40"/>
             <w:tcBorders>
               <w:top w:val="single" w:sz="4" w:color="D9D9D9"/>
               <w:bottom w:val="single" w:sz="4" w:color="D9D9D9"/>
               <w:left w:val="single" w:sz="4" w:color="D9D9D9"/>
               <w:right w:val="single" w:sz="4" w:color="D9D9D9"/>
             </w:tcBorders>
+            <w:shd w:fill="142D40"/>
             <w:tcMar>
               <w:top w:w="85" w:type="dxa"/>
               <w:bottom w:w="85" w:type="dxa"/>
@@ -1279,13 +1279,13 @@
         <w:tc>
           <w:tcPr>
             <w:tcW w:type="dxa" w:w="1827"/>
-            <w:shd w:fill="142D40"/>
             <w:tcBorders>
               <w:top w:val="single" w:sz="4" w:color="D9D9D9"/>
               <w:bottom w:val="single" w:sz="4" w:color="D9D9D9"/>
               <w:left w:val="single" w:sz="4" w:color="D9D9D9"/>
               <w:right w:val="single" w:sz="4" w:color="D9D9D9"/>
             </w:tcBorders>
+            <w:shd w:fill="142D40"/>
             <w:tcMar>
               <w:top w:w="85" w:type="dxa"/>
               <w:bottom w:w="85" w:type="dxa"/>
@@ -1310,13 +1310,13 @@
         <w:tc>
           <w:tcPr>
             <w:tcW w:type="dxa" w:w="1827"/>
-            <w:shd w:fill="142D40"/>
             <w:tcBorders>
               <w:top w:val="single" w:sz="4" w:color="D9D9D9"/>
               <w:bottom w:val="single" w:sz="4" w:color="D9D9D9"/>
               <w:left w:val="single" w:sz="4" w:color="D9D9D9"/>
               <w:right w:val="single" w:sz="4" w:color="D9D9D9"/>
             </w:tcBorders>
+            <w:shd w:fill="142D40"/>
             <w:tcMar>
               <w:top w:w="85" w:type="dxa"/>
               <w:bottom w:w="85" w:type="dxa"/>
@@ -1341,13 +1341,13 @@
         <w:tc>
           <w:tcPr>
             <w:tcW w:type="dxa" w:w="1827"/>
-            <w:shd w:fill="142D40"/>
             <w:tcBorders>
               <w:top w:val="single" w:sz="4" w:color="D9D9D9"/>
               <w:bottom w:val="single" w:sz="4" w:color="D9D9D9"/>
               <w:left w:val="single" w:sz="4" w:color="D9D9D9"/>
               <w:right w:val="single" w:sz="4" w:color="D9D9D9"/>
             </w:tcBorders>
+            <w:shd w:fill="142D40"/>
             <w:tcMar>
               <w:top w:w="85" w:type="dxa"/>
               <w:bottom w:w="85" w:type="dxa"/>
@@ -1374,13 +1374,13 @@
         <w:tc>
           <w:tcPr>
             <w:tcW w:type="dxa" w:w="4670"/>
-            <w:shd w:fill="FFFFFF"/>
             <w:tcBorders>
               <w:top w:val="single" w:sz="4" w:color="D9D9D9"/>
               <w:bottom w:val="single" w:sz="4" w:color="D9D9D9"/>
               <w:left w:val="single" w:sz="4" w:color="D9D9D9"/>
               <w:right w:val="single" w:sz="4" w:color="D9D9D9"/>
             </w:tcBorders>
+            <w:shd w:fill="FFFFFF"/>
             <w:tcMar>
               <w:top w:w="85" w:type="dxa"/>
               <w:bottom w:w="85" w:type="dxa"/>
@@ -1405,13 +1405,13 @@
         <w:tc>
           <w:tcPr>
             <w:tcW w:type="dxa" w:w="1827"/>
-            <w:shd w:fill="FFFFFF"/>
             <w:tcBorders>
               <w:top w:val="single" w:sz="4" w:color="D9D9D9"/>
               <w:bottom w:val="single" w:sz="4" w:color="D9D9D9"/>
               <w:left w:val="single" w:sz="4" w:color="D9D9D9"/>
               <w:right w:val="single" w:sz="4" w:color="D9D9D9"/>
             </w:tcBorders>
+            <w:shd w:fill="FFFFFF"/>
             <w:tcMar>
               <w:top w:w="85" w:type="dxa"/>
               <w:bottom w:w="85" w:type="dxa"/>
@@ -1436,13 +1436,13 @@
         <w:tc>
           <w:tcPr>
             <w:tcW w:type="dxa" w:w="1827"/>
-            <w:shd w:fill="FFFFFF"/>
             <w:tcBorders>
               <w:top w:val="single" w:sz="4" w:color="D9D9D9"/>
               <w:bottom w:val="single" w:sz="4" w:color="D9D9D9"/>
               <w:left w:val="single" w:sz="4" w:color="D9D9D9"/>
               <w:right w:val="single" w:sz="4" w:color="D9D9D9"/>
             </w:tcBorders>
+            <w:shd w:fill="FFFFFF"/>
             <w:tcMar>
               <w:top w:w="85" w:type="dxa"/>
               <w:bottom w:w="85" w:type="dxa"/>
@@ -1466,13 +1466,13 @@
         <w:tc>
           <w:tcPr>
             <w:tcW w:type="dxa" w:w="1827"/>
-            <w:shd w:fill="FFFFFF"/>
             <w:tcBorders>
               <w:top w:val="single" w:sz="4" w:color="D9D9D9"/>
               <w:bottom w:val="single" w:sz="4" w:color="D9D9D9"/>
               <w:left w:val="single" w:sz="4" w:color="D9D9D9"/>
               <w:right w:val="single" w:sz="4" w:color="D9D9D9"/>
             </w:tcBorders>
+            <w:shd w:fill="FFFFFF"/>
             <w:tcMar>
               <w:top w:w="85" w:type="dxa"/>
               <w:bottom w:w="85" w:type="dxa"/>
@@ -1498,13 +1498,13 @@
         <w:tc>
           <w:tcPr>
             <w:tcW w:type="dxa" w:w="4670"/>
-            <w:shd w:fill="F1F5F7"/>
             <w:tcBorders>
               <w:top w:val="single" w:sz="4" w:color="D9D9D9"/>
               <w:bottom w:val="single" w:sz="4" w:color="D9D9D9"/>
               <w:left w:val="single" w:sz="4" w:color="D9D9D9"/>
               <w:right w:val="single" w:sz="4" w:color="D9D9D9"/>
             </w:tcBorders>
+            <w:shd w:fill="F1F5F7"/>
             <w:tcMar>
               <w:top w:w="85" w:type="dxa"/>
               <w:bottom w:w="85" w:type="dxa"/>
@@ -1529,13 +1529,13 @@
         <w:tc>
           <w:tcPr>
             <w:tcW w:type="dxa" w:w="1827"/>
-            <w:shd w:fill="F1F5F7"/>
             <w:tcBorders>
               <w:top w:val="single" w:sz="4" w:color="D9D9D9"/>
               <w:bottom w:val="single" w:sz="4" w:color="D9D9D9"/>
               <w:left w:val="single" w:sz="4" w:color="D9D9D9"/>
               <w:right w:val="single" w:sz="4" w:color="D9D9D9"/>
             </w:tcBorders>
+            <w:shd w:fill="F1F5F7"/>
             <w:tcMar>
               <w:top w:w="85" w:type="dxa"/>
               <w:bottom w:w="85" w:type="dxa"/>
@@ -1560,13 +1560,13 @@
         <w:tc>
           <w:tcPr>
             <w:tcW w:type="dxa" w:w="1827"/>
-            <w:shd w:fill="F1F5F7"/>
             <w:tcBorders>
               <w:top w:val="single" w:sz="4" w:color="D9D9D9"/>
               <w:bottom w:val="single" w:sz="4" w:color="D9D9D9"/>
               <w:left w:val="single" w:sz="4" w:color="D9D9D9"/>
               <w:right w:val="single" w:sz="4" w:color="D9D9D9"/>
             </w:tcBorders>
+            <w:shd w:fill="F1F5F7"/>
             <w:tcMar>
               <w:top w:w="85" w:type="dxa"/>
               <w:bottom w:w="85" w:type="dxa"/>
@@ -1590,13 +1590,13 @@
         <w:tc>
           <w:tcPr>
             <w:tcW w:type="dxa" w:w="1827"/>
-            <w:shd w:fill="F1F5F7"/>
             <w:tcBorders>
               <w:top w:val="single" w:sz="4" w:color="D9D9D9"/>
               <w:bottom w:val="single" w:sz="4" w:color="D9D9D9"/>
               <w:left w:val="single" w:sz="4" w:color="D9D9D9"/>
               <w:right w:val="single" w:sz="4" w:color="D9D9D9"/>
             </w:tcBorders>
+            <w:shd w:fill="F1F5F7"/>
             <w:tcMar>
               <w:top w:w="85" w:type="dxa"/>
               <w:bottom w:w="85" w:type="dxa"/>
@@ -1622,13 +1622,13 @@
         <w:tc>
           <w:tcPr>
             <w:tcW w:type="dxa" w:w="4670"/>
-            <w:shd w:fill="FFFFFF"/>
             <w:tcBorders>
               <w:top w:val="single" w:sz="4" w:color="D9D9D9"/>
               <w:bottom w:val="single" w:sz="4" w:color="D9D9D9"/>
               <w:left w:val="single" w:sz="4" w:color="D9D9D9"/>
               <w:right w:val="single" w:sz="4" w:color="D9D9D9"/>
             </w:tcBorders>
+            <w:shd w:fill="FFFFFF"/>
             <w:tcMar>
               <w:top w:w="85" w:type="dxa"/>
               <w:bottom w:w="85" w:type="dxa"/>
@@ -1653,13 +1653,13 @@
         <w:tc>
           <w:tcPr>
             <w:tcW w:type="dxa" w:w="1827"/>
-            <w:shd w:fill="FFFFFF"/>
             <w:tcBorders>
               <w:top w:val="single" w:sz="4" w:color="D9D9D9"/>
               <w:bottom w:val="single" w:sz="4" w:color="D9D9D9"/>
               <w:left w:val="single" w:sz="4" w:color="D9D9D9"/>
               <w:right w:val="single" w:sz="4" w:color="D9D9D9"/>
             </w:tcBorders>
+            <w:shd w:fill="FFFFFF"/>
             <w:tcMar>
               <w:top w:w="85" w:type="dxa"/>
               <w:bottom w:w="85" w:type="dxa"/>
@@ -1684,13 +1684,13 @@
         <w:tc>
           <w:tcPr>
             <w:tcW w:type="dxa" w:w="1827"/>
-            <w:shd w:fill="FFFFFF"/>
             <w:tcBorders>
               <w:top w:val="single" w:sz="4" w:color="D9D9D9"/>
               <w:bottom w:val="single" w:sz="4" w:color="D9D9D9"/>
               <w:left w:val="single" w:sz="4" w:color="D9D9D9"/>
               <w:right w:val="single" w:sz="4" w:color="D9D9D9"/>
             </w:tcBorders>
+            <w:shd w:fill="FFFFFF"/>
             <w:tcMar>
               <w:top w:w="85" w:type="dxa"/>
               <w:bottom w:w="85" w:type="dxa"/>
@@ -1714,13 +1714,13 @@
         <w:tc>
           <w:tcPr>
             <w:tcW w:type="dxa" w:w="1827"/>
-            <w:shd w:fill="FFFFFF"/>
             <w:tcBorders>
               <w:top w:val="single" w:sz="4" w:color="D9D9D9"/>
               <w:bottom w:val="single" w:sz="4" w:color="D9D9D9"/>
               <w:left w:val="single" w:sz="4" w:color="D9D9D9"/>
               <w:right w:val="single" w:sz="4" w:color="D9D9D9"/>
             </w:tcBorders>
+            <w:shd w:fill="FFFFFF"/>
             <w:tcMar>
               <w:top w:w="85" w:type="dxa"/>
               <w:bottom w:w="85" w:type="dxa"/>
@@ -1746,13 +1746,13 @@
         <w:tc>
           <w:tcPr>
             <w:tcW w:type="dxa" w:w="4670"/>
-            <w:shd w:fill="F1F5F7"/>
             <w:tcBorders>
               <w:top w:val="single" w:sz="4" w:color="D9D9D9"/>
               <w:bottom w:val="single" w:sz="4" w:color="D9D9D9"/>
               <w:left w:val="single" w:sz="4" w:color="D9D9D9"/>
               <w:right w:val="single" w:sz="4" w:color="D9D9D9"/>
             </w:tcBorders>
+            <w:shd w:fill="F1F5F7"/>
             <w:tcMar>
               <w:top w:w="85" w:type="dxa"/>
               <w:bottom w:w="85" w:type="dxa"/>
@@ -1777,13 +1777,13 @@
         <w:tc>
           <w:tcPr>
             <w:tcW w:type="dxa" w:w="1827"/>
-            <w:shd w:fill="F1F5F7"/>
             <w:tcBorders>
               <w:top w:val="single" w:sz="4" w:color="D9D9D9"/>
               <w:bottom w:val="single" w:sz="4" w:color="D9D9D9"/>
               <w:left w:val="single" w:sz="4" w:color="D9D9D9"/>
               <w:right w:val="single" w:sz="4" w:color="D9D9D9"/>
             </w:tcBorders>
+            <w:shd w:fill="F1F5F7"/>
             <w:tcMar>
               <w:top w:w="85" w:type="dxa"/>
               <w:bottom w:w="85" w:type="dxa"/>
@@ -1808,13 +1808,13 @@
         <w:tc>
           <w:tcPr>
             <w:tcW w:type="dxa" w:w="1827"/>
-            <w:shd w:fill="F1F5F7"/>
             <w:tcBorders>
               <w:top w:val="single" w:sz="4" w:color="D9D9D9"/>
               <w:bottom w:val="single" w:sz="4" w:color="D9D9D9"/>
               <w:left w:val="single" w:sz="4" w:color="D9D9D9"/>
               <w:right w:val="single" w:sz="4" w:color="D9D9D9"/>
             </w:tcBorders>
+            <w:shd w:fill="F1F5F7"/>
             <w:tcMar>
               <w:top w:w="85" w:type="dxa"/>
               <w:bottom w:w="85" w:type="dxa"/>
@@ -1838,13 +1838,13 @@
         <w:tc>
           <w:tcPr>
             <w:tcW w:type="dxa" w:w="1827"/>
-            <w:shd w:fill="F1F5F7"/>
             <w:tcBorders>
               <w:top w:val="single" w:sz="4" w:color="D9D9D9"/>
               <w:bottom w:val="single" w:sz="4" w:color="D9D9D9"/>
               <w:left w:val="single" w:sz="4" w:color="D9D9D9"/>
               <w:right w:val="single" w:sz="4" w:color="D9D9D9"/>
             </w:tcBorders>
+            <w:shd w:fill="F1F5F7"/>
             <w:tcMar>
               <w:top w:w="85" w:type="dxa"/>
               <w:bottom w:w="85" w:type="dxa"/>
@@ -1870,13 +1870,13 @@
         <w:tc>
           <w:tcPr>
             <w:tcW w:type="dxa" w:w="4670"/>
-            <w:shd w:fill="FFFFFF"/>
             <w:tcBorders>
               <w:top w:val="single" w:sz="4" w:color="D9D9D9"/>
               <w:bottom w:val="single" w:sz="4" w:color="D9D9D9"/>
               <w:left w:val="single" w:sz="4" w:color="D9D9D9"/>
               <w:right w:val="single" w:sz="4" w:color="D9D9D9"/>
             </w:tcBorders>
+            <w:shd w:fill="FFFFFF"/>
             <w:tcMar>
               <w:top w:w="85" w:type="dxa"/>
               <w:bottom w:w="85" w:type="dxa"/>
@@ -1901,13 +1901,13 @@
         <w:tc>
           <w:tcPr>
             <w:tcW w:type="dxa" w:w="1827"/>
-            <w:shd w:fill="FFFFFF"/>
             <w:tcBorders>
               <w:top w:val="single" w:sz="4" w:color="D9D9D9"/>
               <w:bottom w:val="single" w:sz="4" w:color="D9D9D9"/>
               <w:left w:val="single" w:sz="4" w:color="D9D9D9"/>
               <w:right w:val="single" w:sz="4" w:color="D9D9D9"/>
             </w:tcBorders>
+            <w:shd w:fill="FFFFFF"/>
             <w:tcMar>
               <w:top w:w="85" w:type="dxa"/>
               <w:bottom w:w="85" w:type="dxa"/>
@@ -1932,13 +1932,13 @@
         <w:tc>
           <w:tcPr>
             <w:tcW w:type="dxa" w:w="1827"/>
-            <w:shd w:fill="FFFFFF"/>
             <w:tcBorders>
               <w:top w:val="single" w:sz="4" w:color="D9D9D9"/>
               <w:bottom w:val="single" w:sz="4" w:color="D9D9D9"/>
               <w:left w:val="single" w:sz="4" w:color="D9D9D9"/>
               <w:right w:val="single" w:sz="4" w:color="D9D9D9"/>
             </w:tcBorders>
+            <w:shd w:fill="FFFFFF"/>
             <w:tcMar>
               <w:top w:w="85" w:type="dxa"/>
               <w:bottom w:w="85" w:type="dxa"/>
@@ -1962,13 +1962,13 @@
         <w:tc>
           <w:tcPr>
             <w:tcW w:type="dxa" w:w="1827"/>
-            <w:shd w:fill="FFFFFF"/>
             <w:tcBorders>
               <w:top w:val="single" w:sz="4" w:color="D9D9D9"/>
               <w:bottom w:val="single" w:sz="4" w:color="D9D9D9"/>
               <w:left w:val="single" w:sz="4" w:color="D9D9D9"/>
               <w:right w:val="single" w:sz="4" w:color="D9D9D9"/>
             </w:tcBorders>
+            <w:shd w:fill="FFFFFF"/>
             <w:tcMar>
               <w:top w:w="85" w:type="dxa"/>
               <w:bottom w:w="85" w:type="dxa"/>
@@ -1994,13 +1994,13 @@
         <w:tc>
           <w:tcPr>
             <w:tcW w:type="dxa" w:w="4670"/>
-            <w:shd w:fill="F1F5F7"/>
             <w:tcBorders>
               <w:top w:val="single" w:sz="4" w:color="D9D9D9"/>
               <w:bottom w:val="single" w:sz="4" w:color="D9D9D9"/>
               <w:left w:val="single" w:sz="4" w:color="D9D9D9"/>
               <w:right w:val="single" w:sz="4" w:color="D9D9D9"/>
             </w:tcBorders>
+            <w:shd w:fill="F1F5F7"/>
             <w:tcMar>
               <w:top w:w="85" w:type="dxa"/>
               <w:bottom w:w="85" w:type="dxa"/>
@@ -2025,13 +2025,13 @@
         <w:tc>
           <w:tcPr>
             <w:tcW w:type="dxa" w:w="1827"/>
-            <w:shd w:fill="F1F5F7"/>
             <w:tcBorders>
               <w:top w:val="single" w:sz="4" w:color="D9D9D9"/>
               <w:bottom w:val="single" w:sz="4" w:color="D9D9D9"/>
               <w:left w:val="single" w:sz="4" w:color="D9D9D9"/>
               <w:right w:val="single" w:sz="4" w:color="D9D9D9"/>
             </w:tcBorders>
+            <w:shd w:fill="F1F5F7"/>
             <w:tcMar>
               <w:top w:w="85" w:type="dxa"/>
               <w:bottom w:w="85" w:type="dxa"/>
@@ -2056,13 +2056,13 @@
         <w:tc>
           <w:tcPr>
             <w:tcW w:type="dxa" w:w="1827"/>
-            <w:shd w:fill="F1F5F7"/>
             <w:tcBorders>
               <w:top w:val="single" w:sz="4" w:color="D9D9D9"/>
               <w:bottom w:val="single" w:sz="4" w:color="D9D9D9"/>
               <w:left w:val="single" w:sz="4" w:color="D9D9D9"/>
               <w:right w:val="single" w:sz="4" w:color="D9D9D9"/>
             </w:tcBorders>
+            <w:shd w:fill="F1F5F7"/>
             <w:tcMar>
               <w:top w:w="85" w:type="dxa"/>
               <w:bottom w:w="85" w:type="dxa"/>
@@ -2086,13 +2086,13 @@
         <w:tc>
           <w:tcPr>
             <w:tcW w:type="dxa" w:w="1827"/>
-            <w:shd w:fill="F1F5F7"/>
             <w:tcBorders>
               <w:top w:val="single" w:sz="4" w:color="D9D9D9"/>
               <w:bottom w:val="single" w:sz="4" w:color="D9D9D9"/>
               <w:left w:val="single" w:sz="4" w:color="D9D9D9"/>
               <w:right w:val="single" w:sz="4" w:color="D9D9D9"/>
             </w:tcBorders>
+            <w:shd w:fill="F1F5F7"/>
             <w:tcMar>
               <w:top w:w="85" w:type="dxa"/>
               <w:bottom w:w="85" w:type="dxa"/>

--- a/resources/a-level-business-price-elasticity-cinema/A-Level-Business-Price-Elasticity-Cinema-Student.docx
+++ b/resources/a-level-business-price-elasticity-cinema/A-Level-Business-Price-Elasticity-Cinema-Student.docx
@@ -54,15 +54,15 @@
             <w:tcW w:type="dxa" w:w="3046"/>
             <w:tcBorders>
               <w:top w:val="single" w:sz="4" w:color="D9D9D9"/>
+              <w:left w:val="single" w:sz="4" w:color="D9D9D9"/>
               <w:bottom w:val="single" w:sz="4" w:color="D9D9D9"/>
-              <w:left w:val="single" w:sz="4" w:color="D9D9D9"/>
               <w:right w:val="single" w:sz="4" w:color="D9D9D9"/>
             </w:tcBorders>
             <w:shd w:fill="142D40"/>
             <w:tcMar>
               <w:top w:w="85" w:type="dxa"/>
+              <w:left w:w="85" w:type="dxa"/>
               <w:bottom w:w="85" w:type="dxa"/>
-              <w:left w:w="85" w:type="dxa"/>
               <w:right w:w="85" w:type="dxa"/>
             </w:tcMar>
           </w:tcPr>
@@ -85,15 +85,15 @@
             <w:tcW w:type="dxa" w:w="7106"/>
             <w:tcBorders>
               <w:top w:val="single" w:sz="4" w:color="D9D9D9"/>
+              <w:left w:val="single" w:sz="4" w:color="D9D9D9"/>
               <w:bottom w:val="single" w:sz="4" w:color="D9D9D9"/>
-              <w:left w:val="single" w:sz="4" w:color="D9D9D9"/>
               <w:right w:val="single" w:sz="4" w:color="D9D9D9"/>
             </w:tcBorders>
             <w:shd w:fill="142D40"/>
             <w:tcMar>
               <w:top w:w="85" w:type="dxa"/>
+              <w:left w:w="85" w:type="dxa"/>
               <w:bottom w:w="85" w:type="dxa"/>
-              <w:left w:w="85" w:type="dxa"/>
               <w:right w:w="85" w:type="dxa"/>
             </w:tcMar>
           </w:tcPr>
@@ -118,15 +118,15 @@
             <w:tcW w:type="dxa" w:w="3046"/>
             <w:tcBorders>
               <w:top w:val="single" w:sz="4" w:color="D9D9D9"/>
+              <w:left w:val="single" w:sz="4" w:color="D9D9D9"/>
               <w:bottom w:val="single" w:sz="4" w:color="D9D9D9"/>
-              <w:left w:val="single" w:sz="4" w:color="D9D9D9"/>
               <w:right w:val="single" w:sz="4" w:color="D9D9D9"/>
             </w:tcBorders>
             <w:shd w:fill="FFFFFF"/>
             <w:tcMar>
               <w:top w:w="85" w:type="dxa"/>
+              <w:left w:w="85" w:type="dxa"/>
               <w:bottom w:w="85" w:type="dxa"/>
-              <w:left w:w="85" w:type="dxa"/>
               <w:right w:w="85" w:type="dxa"/>
             </w:tcMar>
           </w:tcPr>
@@ -149,15 +149,15 @@
             <w:tcW w:type="dxa" w:w="7106"/>
             <w:tcBorders>
               <w:top w:val="single" w:sz="4" w:color="D9D9D9"/>
+              <w:left w:val="single" w:sz="4" w:color="D9D9D9"/>
               <w:bottom w:val="single" w:sz="4" w:color="D9D9D9"/>
-              <w:left w:val="single" w:sz="4" w:color="D9D9D9"/>
               <w:right w:val="single" w:sz="4" w:color="D9D9D9"/>
             </w:tcBorders>
             <w:shd w:fill="FFFFFF"/>
             <w:tcMar>
               <w:top w:w="85" w:type="dxa"/>
+              <w:left w:w="85" w:type="dxa"/>
               <w:bottom w:w="85" w:type="dxa"/>
-              <w:left w:w="85" w:type="dxa"/>
               <w:right w:w="85" w:type="dxa"/>
             </w:tcMar>
           </w:tcPr>
@@ -181,15 +181,15 @@
             <w:tcW w:type="dxa" w:w="3046"/>
             <w:tcBorders>
               <w:top w:val="single" w:sz="4" w:color="D9D9D9"/>
+              <w:left w:val="single" w:sz="4" w:color="D9D9D9"/>
               <w:bottom w:val="single" w:sz="4" w:color="D9D9D9"/>
-              <w:left w:val="single" w:sz="4" w:color="D9D9D9"/>
               <w:right w:val="single" w:sz="4" w:color="D9D9D9"/>
             </w:tcBorders>
             <w:shd w:fill="F1F5F7"/>
             <w:tcMar>
               <w:top w:w="85" w:type="dxa"/>
+              <w:left w:w="85" w:type="dxa"/>
               <w:bottom w:w="85" w:type="dxa"/>
-              <w:left w:w="85" w:type="dxa"/>
               <w:right w:w="85" w:type="dxa"/>
             </w:tcMar>
           </w:tcPr>
@@ -212,15 +212,15 @@
             <w:tcW w:type="dxa" w:w="7106"/>
             <w:tcBorders>
               <w:top w:val="single" w:sz="4" w:color="D9D9D9"/>
+              <w:left w:val="single" w:sz="4" w:color="D9D9D9"/>
               <w:bottom w:val="single" w:sz="4" w:color="D9D9D9"/>
-              <w:left w:val="single" w:sz="4" w:color="D9D9D9"/>
               <w:right w:val="single" w:sz="4" w:color="D9D9D9"/>
             </w:tcBorders>
             <w:shd w:fill="F1F5F7"/>
             <w:tcMar>
               <w:top w:w="85" w:type="dxa"/>
+              <w:left w:w="85" w:type="dxa"/>
               <w:bottom w:w="85" w:type="dxa"/>
-              <w:left w:w="85" w:type="dxa"/>
               <w:right w:w="85" w:type="dxa"/>
             </w:tcMar>
           </w:tcPr>
@@ -244,15 +244,15 @@
             <w:tcW w:type="dxa" w:w="3046"/>
             <w:tcBorders>
               <w:top w:val="single" w:sz="4" w:color="D9D9D9"/>
+              <w:left w:val="single" w:sz="4" w:color="D9D9D9"/>
               <w:bottom w:val="single" w:sz="4" w:color="D9D9D9"/>
-              <w:left w:val="single" w:sz="4" w:color="D9D9D9"/>
               <w:right w:val="single" w:sz="4" w:color="D9D9D9"/>
             </w:tcBorders>
             <w:shd w:fill="FFFFFF"/>
             <w:tcMar>
               <w:top w:w="85" w:type="dxa"/>
+              <w:left w:w="85" w:type="dxa"/>
               <w:bottom w:w="85" w:type="dxa"/>
-              <w:left w:w="85" w:type="dxa"/>
               <w:right w:w="85" w:type="dxa"/>
             </w:tcMar>
           </w:tcPr>
@@ -275,15 +275,15 @@
             <w:tcW w:type="dxa" w:w="7106"/>
             <w:tcBorders>
               <w:top w:val="single" w:sz="4" w:color="D9D9D9"/>
+              <w:left w:val="single" w:sz="4" w:color="D9D9D9"/>
               <w:bottom w:val="single" w:sz="4" w:color="D9D9D9"/>
-              <w:left w:val="single" w:sz="4" w:color="D9D9D9"/>
               <w:right w:val="single" w:sz="4" w:color="D9D9D9"/>
             </w:tcBorders>
             <w:shd w:fill="FFFFFF"/>
             <w:tcMar>
               <w:top w:w="85" w:type="dxa"/>
+              <w:left w:w="85" w:type="dxa"/>
               <w:bottom w:w="85" w:type="dxa"/>
-              <w:left w:w="85" w:type="dxa"/>
               <w:right w:w="85" w:type="dxa"/>
             </w:tcMar>
           </w:tcPr>
@@ -307,15 +307,15 @@
             <w:tcW w:type="dxa" w:w="3046"/>
             <w:tcBorders>
               <w:top w:val="single" w:sz="4" w:color="D9D9D9"/>
+              <w:left w:val="single" w:sz="4" w:color="D9D9D9"/>
               <w:bottom w:val="single" w:sz="4" w:color="D9D9D9"/>
-              <w:left w:val="single" w:sz="4" w:color="D9D9D9"/>
               <w:right w:val="single" w:sz="4" w:color="D9D9D9"/>
             </w:tcBorders>
             <w:shd w:fill="F1F5F7"/>
             <w:tcMar>
               <w:top w:w="85" w:type="dxa"/>
+              <w:left w:w="85" w:type="dxa"/>
               <w:bottom w:w="85" w:type="dxa"/>
-              <w:left w:w="85" w:type="dxa"/>
               <w:right w:w="85" w:type="dxa"/>
             </w:tcMar>
           </w:tcPr>
@@ -338,15 +338,15 @@
             <w:tcW w:type="dxa" w:w="7106"/>
             <w:tcBorders>
               <w:top w:val="single" w:sz="4" w:color="D9D9D9"/>
+              <w:left w:val="single" w:sz="4" w:color="D9D9D9"/>
               <w:bottom w:val="single" w:sz="4" w:color="D9D9D9"/>
-              <w:left w:val="single" w:sz="4" w:color="D9D9D9"/>
               <w:right w:val="single" w:sz="4" w:color="D9D9D9"/>
             </w:tcBorders>
             <w:shd w:fill="F1F5F7"/>
             <w:tcMar>
               <w:top w:w="85" w:type="dxa"/>
+              <w:left w:w="85" w:type="dxa"/>
               <w:bottom w:w="85" w:type="dxa"/>
-              <w:left w:w="85" w:type="dxa"/>
               <w:right w:w="85" w:type="dxa"/>
             </w:tcMar>
           </w:tcPr>
@@ -400,15 +400,15 @@
             <w:tcW w:type="dxa" w:w="5076"/>
             <w:tcBorders>
               <w:top w:val="single" w:sz="4" w:color="D9D9D9"/>
+              <w:left w:val="single" w:sz="4" w:color="D9D9D9"/>
               <w:bottom w:val="single" w:sz="4" w:color="D9D9D9"/>
-              <w:left w:val="single" w:sz="4" w:color="D9D9D9"/>
               <w:right w:val="single" w:sz="4" w:color="D9D9D9"/>
             </w:tcBorders>
             <w:shd w:fill="142D40"/>
             <w:tcMar>
               <w:top w:w="85" w:type="dxa"/>
+              <w:left w:w="85" w:type="dxa"/>
               <w:bottom w:w="85" w:type="dxa"/>
-              <w:left w:w="85" w:type="dxa"/>
               <w:right w:w="85" w:type="dxa"/>
             </w:tcMar>
           </w:tcPr>
@@ -431,15 +431,15 @@
             <w:tcW w:type="dxa" w:w="2538"/>
             <w:tcBorders>
               <w:top w:val="single" w:sz="4" w:color="D9D9D9"/>
+              <w:left w:val="single" w:sz="4" w:color="D9D9D9"/>
               <w:bottom w:val="single" w:sz="4" w:color="D9D9D9"/>
-              <w:left w:val="single" w:sz="4" w:color="D9D9D9"/>
               <w:right w:val="single" w:sz="4" w:color="D9D9D9"/>
             </w:tcBorders>
             <w:shd w:fill="142D40"/>
             <w:tcMar>
               <w:top w:w="85" w:type="dxa"/>
+              <w:left w:w="85" w:type="dxa"/>
               <w:bottom w:w="85" w:type="dxa"/>
-              <w:left w:w="85" w:type="dxa"/>
               <w:right w:w="85" w:type="dxa"/>
             </w:tcMar>
           </w:tcPr>
@@ -462,15 +462,15 @@
             <w:tcW w:type="dxa" w:w="2538"/>
             <w:tcBorders>
               <w:top w:val="single" w:sz="4" w:color="D9D9D9"/>
+              <w:left w:val="single" w:sz="4" w:color="D9D9D9"/>
               <w:bottom w:val="single" w:sz="4" w:color="D9D9D9"/>
-              <w:left w:val="single" w:sz="4" w:color="D9D9D9"/>
               <w:right w:val="single" w:sz="4" w:color="D9D9D9"/>
             </w:tcBorders>
             <w:shd w:fill="142D40"/>
             <w:tcMar>
               <w:top w:w="85" w:type="dxa"/>
+              <w:left w:w="85" w:type="dxa"/>
               <w:bottom w:w="85" w:type="dxa"/>
-              <w:left w:w="85" w:type="dxa"/>
               <w:right w:w="85" w:type="dxa"/>
             </w:tcMar>
           </w:tcPr>
@@ -495,15 +495,15 @@
             <w:tcW w:type="dxa" w:w="5076"/>
             <w:tcBorders>
               <w:top w:val="single" w:sz="4" w:color="D9D9D9"/>
+              <w:left w:val="single" w:sz="4" w:color="D9D9D9"/>
               <w:bottom w:val="single" w:sz="4" w:color="D9D9D9"/>
-              <w:left w:val="single" w:sz="4" w:color="D9D9D9"/>
               <w:right w:val="single" w:sz="4" w:color="D9D9D9"/>
             </w:tcBorders>
             <w:shd w:fill="FFFFFF"/>
             <w:tcMar>
               <w:top w:w="85" w:type="dxa"/>
+              <w:left w:w="85" w:type="dxa"/>
               <w:bottom w:w="85" w:type="dxa"/>
-              <w:left w:w="85" w:type="dxa"/>
               <w:right w:w="85" w:type="dxa"/>
             </w:tcMar>
           </w:tcPr>
@@ -526,15 +526,15 @@
             <w:tcW w:type="dxa" w:w="2538"/>
             <w:tcBorders>
               <w:top w:val="single" w:sz="4" w:color="D9D9D9"/>
+              <w:left w:val="single" w:sz="4" w:color="D9D9D9"/>
               <w:bottom w:val="single" w:sz="4" w:color="D9D9D9"/>
-              <w:left w:val="single" w:sz="4" w:color="D9D9D9"/>
               <w:right w:val="single" w:sz="4" w:color="D9D9D9"/>
             </w:tcBorders>
             <w:shd w:fill="FFFFFF"/>
             <w:tcMar>
               <w:top w:w="85" w:type="dxa"/>
+              <w:left w:w="85" w:type="dxa"/>
               <w:bottom w:w="85" w:type="dxa"/>
-              <w:left w:w="85" w:type="dxa"/>
               <w:right w:w="85" w:type="dxa"/>
             </w:tcMar>
           </w:tcPr>
@@ -557,15 +557,15 @@
             <w:tcW w:type="dxa" w:w="2538"/>
             <w:tcBorders>
               <w:top w:val="single" w:sz="4" w:color="D9D9D9"/>
+              <w:left w:val="single" w:sz="4" w:color="D9D9D9"/>
               <w:bottom w:val="single" w:sz="4" w:color="D9D9D9"/>
-              <w:left w:val="single" w:sz="4" w:color="D9D9D9"/>
               <w:right w:val="single" w:sz="4" w:color="D9D9D9"/>
             </w:tcBorders>
             <w:shd w:fill="FFFFFF"/>
             <w:tcMar>
               <w:top w:w="85" w:type="dxa"/>
+              <w:left w:w="85" w:type="dxa"/>
               <w:bottom w:w="85" w:type="dxa"/>
-              <w:left w:w="85" w:type="dxa"/>
               <w:right w:w="85" w:type="dxa"/>
             </w:tcMar>
           </w:tcPr>
@@ -590,15 +590,15 @@
             <w:tcW w:type="dxa" w:w="5076"/>
             <w:tcBorders>
               <w:top w:val="single" w:sz="4" w:color="D9D9D9"/>
+              <w:left w:val="single" w:sz="4" w:color="D9D9D9"/>
               <w:bottom w:val="single" w:sz="4" w:color="D9D9D9"/>
-              <w:left w:val="single" w:sz="4" w:color="D9D9D9"/>
               <w:right w:val="single" w:sz="4" w:color="D9D9D9"/>
             </w:tcBorders>
             <w:shd w:fill="F1F5F7"/>
             <w:tcMar>
               <w:top w:w="85" w:type="dxa"/>
+              <w:left w:w="85" w:type="dxa"/>
               <w:bottom w:w="85" w:type="dxa"/>
-              <w:left w:w="85" w:type="dxa"/>
               <w:right w:w="85" w:type="dxa"/>
             </w:tcMar>
           </w:tcPr>
@@ -621,15 +621,15 @@
             <w:tcW w:type="dxa" w:w="2538"/>
             <w:tcBorders>
               <w:top w:val="single" w:sz="4" w:color="D9D9D9"/>
+              <w:left w:val="single" w:sz="4" w:color="D9D9D9"/>
               <w:bottom w:val="single" w:sz="4" w:color="D9D9D9"/>
-              <w:left w:val="single" w:sz="4" w:color="D9D9D9"/>
               <w:right w:val="single" w:sz="4" w:color="D9D9D9"/>
             </w:tcBorders>
             <w:shd w:fill="F1F5F7"/>
             <w:tcMar>
               <w:top w:w="85" w:type="dxa"/>
+              <w:left w:w="85" w:type="dxa"/>
               <w:bottom w:w="85" w:type="dxa"/>
-              <w:left w:w="85" w:type="dxa"/>
               <w:right w:w="85" w:type="dxa"/>
             </w:tcMar>
           </w:tcPr>
@@ -652,15 +652,15 @@
             <w:tcW w:type="dxa" w:w="2538"/>
             <w:tcBorders>
               <w:top w:val="single" w:sz="4" w:color="D9D9D9"/>
+              <w:left w:val="single" w:sz="4" w:color="D9D9D9"/>
               <w:bottom w:val="single" w:sz="4" w:color="D9D9D9"/>
-              <w:left w:val="single" w:sz="4" w:color="D9D9D9"/>
               <w:right w:val="single" w:sz="4" w:color="D9D9D9"/>
             </w:tcBorders>
             <w:shd w:fill="F1F5F7"/>
             <w:tcMar>
               <w:top w:w="85" w:type="dxa"/>
+              <w:left w:w="85" w:type="dxa"/>
               <w:bottom w:w="85" w:type="dxa"/>
-              <w:left w:w="85" w:type="dxa"/>
               <w:right w:w="85" w:type="dxa"/>
             </w:tcMar>
           </w:tcPr>
@@ -804,15 +804,15 @@
             <w:tcW w:type="dxa" w:w="5076"/>
             <w:tcBorders>
               <w:top w:val="single" w:sz="4" w:color="D9D9D9"/>
+              <w:left w:val="single" w:sz="4" w:color="D9D9D9"/>
               <w:bottom w:val="single" w:sz="4" w:color="D9D9D9"/>
-              <w:left w:val="single" w:sz="4" w:color="D9D9D9"/>
               <w:right w:val="single" w:sz="4" w:color="D9D9D9"/>
             </w:tcBorders>
             <w:shd w:fill="142D40"/>
             <w:tcMar>
               <w:top w:w="85" w:type="dxa"/>
+              <w:left w:w="85" w:type="dxa"/>
               <w:bottom w:w="85" w:type="dxa"/>
-              <w:left w:w="85" w:type="dxa"/>
               <w:right w:w="85" w:type="dxa"/>
             </w:tcMar>
           </w:tcPr>
@@ -835,15 +835,15 @@
             <w:tcW w:type="dxa" w:w="2538"/>
             <w:tcBorders>
               <w:top w:val="single" w:sz="4" w:color="D9D9D9"/>
+              <w:left w:val="single" w:sz="4" w:color="D9D9D9"/>
               <w:bottom w:val="single" w:sz="4" w:color="D9D9D9"/>
-              <w:left w:val="single" w:sz="4" w:color="D9D9D9"/>
               <w:right w:val="single" w:sz="4" w:color="D9D9D9"/>
             </w:tcBorders>
             <w:shd w:fill="142D40"/>
             <w:tcMar>
               <w:top w:w="85" w:type="dxa"/>
+              <w:left w:w="85" w:type="dxa"/>
               <w:bottom w:w="85" w:type="dxa"/>
-              <w:left w:w="85" w:type="dxa"/>
               <w:right w:w="85" w:type="dxa"/>
             </w:tcMar>
           </w:tcPr>
@@ -866,15 +866,15 @@
             <w:tcW w:type="dxa" w:w="2538"/>
             <w:tcBorders>
               <w:top w:val="single" w:sz="4" w:color="D9D9D9"/>
+              <w:left w:val="single" w:sz="4" w:color="D9D9D9"/>
               <w:bottom w:val="single" w:sz="4" w:color="D9D9D9"/>
-              <w:left w:val="single" w:sz="4" w:color="D9D9D9"/>
               <w:right w:val="single" w:sz="4" w:color="D9D9D9"/>
             </w:tcBorders>
             <w:shd w:fill="142D40"/>
             <w:tcMar>
               <w:top w:w="85" w:type="dxa"/>
+              <w:left w:w="85" w:type="dxa"/>
               <w:bottom w:w="85" w:type="dxa"/>
-              <w:left w:w="85" w:type="dxa"/>
               <w:right w:w="85" w:type="dxa"/>
             </w:tcMar>
           </w:tcPr>
@@ -899,15 +899,15 @@
             <w:tcW w:type="dxa" w:w="5076"/>
             <w:tcBorders>
               <w:top w:val="single" w:sz="4" w:color="D9D9D9"/>
+              <w:left w:val="single" w:sz="4" w:color="D9D9D9"/>
               <w:bottom w:val="single" w:sz="4" w:color="D9D9D9"/>
-              <w:left w:val="single" w:sz="4" w:color="D9D9D9"/>
               <w:right w:val="single" w:sz="4" w:color="D9D9D9"/>
             </w:tcBorders>
             <w:shd w:fill="FFFFFF"/>
             <w:tcMar>
               <w:top w:w="85" w:type="dxa"/>
+              <w:left w:w="85" w:type="dxa"/>
               <w:bottom w:w="85" w:type="dxa"/>
-              <w:left w:w="85" w:type="dxa"/>
               <w:right w:w="85" w:type="dxa"/>
             </w:tcMar>
           </w:tcPr>
@@ -930,15 +930,15 @@
             <w:tcW w:type="dxa" w:w="2538"/>
             <w:tcBorders>
               <w:top w:val="single" w:sz="4" w:color="D9D9D9"/>
+              <w:left w:val="single" w:sz="4" w:color="D9D9D9"/>
               <w:bottom w:val="single" w:sz="4" w:color="D9D9D9"/>
-              <w:left w:val="single" w:sz="4" w:color="D9D9D9"/>
               <w:right w:val="single" w:sz="4" w:color="D9D9D9"/>
             </w:tcBorders>
             <w:shd w:fill="FFFFFF"/>
             <w:tcMar>
               <w:top w:w="85" w:type="dxa"/>
+              <w:left w:w="85" w:type="dxa"/>
               <w:bottom w:w="85" w:type="dxa"/>
-              <w:left w:w="85" w:type="dxa"/>
               <w:right w:w="85" w:type="dxa"/>
             </w:tcMar>
           </w:tcPr>
@@ -961,15 +961,15 @@
             <w:tcW w:type="dxa" w:w="2538"/>
             <w:tcBorders>
               <w:top w:val="single" w:sz="4" w:color="D9D9D9"/>
+              <w:left w:val="single" w:sz="4" w:color="D9D9D9"/>
               <w:bottom w:val="single" w:sz="4" w:color="D9D9D9"/>
-              <w:left w:val="single" w:sz="4" w:color="D9D9D9"/>
               <w:right w:val="single" w:sz="4" w:color="D9D9D9"/>
             </w:tcBorders>
             <w:shd w:fill="FFFFFF"/>
             <w:tcMar>
               <w:top w:w="85" w:type="dxa"/>
+              <w:left w:w="85" w:type="dxa"/>
               <w:bottom w:w="85" w:type="dxa"/>
-              <w:left w:w="85" w:type="dxa"/>
               <w:right w:w="85" w:type="dxa"/>
             </w:tcMar>
           </w:tcPr>
@@ -994,15 +994,15 @@
             <w:tcW w:type="dxa" w:w="5076"/>
             <w:tcBorders>
               <w:top w:val="single" w:sz="4" w:color="D9D9D9"/>
+              <w:left w:val="single" w:sz="4" w:color="D9D9D9"/>
               <w:bottom w:val="single" w:sz="4" w:color="D9D9D9"/>
-              <w:left w:val="single" w:sz="4" w:color="D9D9D9"/>
               <w:right w:val="single" w:sz="4" w:color="D9D9D9"/>
             </w:tcBorders>
             <w:shd w:fill="F1F5F7"/>
             <w:tcMar>
               <w:top w:w="85" w:type="dxa"/>
+              <w:left w:w="85" w:type="dxa"/>
               <w:bottom w:w="85" w:type="dxa"/>
-              <w:left w:w="85" w:type="dxa"/>
               <w:right w:w="85" w:type="dxa"/>
             </w:tcMar>
           </w:tcPr>
@@ -1025,15 +1025,15 @@
             <w:tcW w:type="dxa" w:w="2538"/>
             <w:tcBorders>
               <w:top w:val="single" w:sz="4" w:color="D9D9D9"/>
+              <w:left w:val="single" w:sz="4" w:color="D9D9D9"/>
               <w:bottom w:val="single" w:sz="4" w:color="D9D9D9"/>
-              <w:left w:val="single" w:sz="4" w:color="D9D9D9"/>
               <w:right w:val="single" w:sz="4" w:color="D9D9D9"/>
             </w:tcBorders>
             <w:shd w:fill="F1F5F7"/>
             <w:tcMar>
               <w:top w:w="85" w:type="dxa"/>
+              <w:left w:w="85" w:type="dxa"/>
               <w:bottom w:w="85" w:type="dxa"/>
-              <w:left w:w="85" w:type="dxa"/>
               <w:right w:w="85" w:type="dxa"/>
             </w:tcMar>
           </w:tcPr>
@@ -1056,15 +1056,15 @@
             <w:tcW w:type="dxa" w:w="2538"/>
             <w:tcBorders>
               <w:top w:val="single" w:sz="4" w:color="D9D9D9"/>
+              <w:left w:val="single" w:sz="4" w:color="D9D9D9"/>
               <w:bottom w:val="single" w:sz="4" w:color="D9D9D9"/>
-              <w:left w:val="single" w:sz="4" w:color="D9D9D9"/>
               <w:right w:val="single" w:sz="4" w:color="D9D9D9"/>
             </w:tcBorders>
             <w:shd w:fill="F1F5F7"/>
             <w:tcMar>
               <w:top w:w="85" w:type="dxa"/>
+              <w:left w:w="85" w:type="dxa"/>
               <w:bottom w:w="85" w:type="dxa"/>
-              <w:left w:w="85" w:type="dxa"/>
               <w:right w:w="85" w:type="dxa"/>
             </w:tcMar>
           </w:tcPr>
@@ -1250,15 +1250,15 @@
             <w:tcW w:type="dxa" w:w="4670"/>
             <w:tcBorders>
               <w:top w:val="single" w:sz="4" w:color="D9D9D9"/>
+              <w:left w:val="single" w:sz="4" w:color="D9D9D9"/>
               <w:bottom w:val="single" w:sz="4" w:color="D9D9D9"/>
-              <w:left w:val="single" w:sz="4" w:color="D9D9D9"/>
               <w:right w:val="single" w:sz="4" w:color="D9D9D9"/>
             </w:tcBorders>
             <w:shd w:fill="142D40"/>
             <w:tcMar>
               <w:top w:w="85" w:type="dxa"/>
+              <w:left w:w="85" w:type="dxa"/>
               <w:bottom w:w="85" w:type="dxa"/>
-              <w:left w:w="85" w:type="dxa"/>
               <w:right w:w="85" w:type="dxa"/>
             </w:tcMar>
           </w:tcPr>
@@ -1281,15 +1281,15 @@
             <w:tcW w:type="dxa" w:w="1827"/>
             <w:tcBorders>
               <w:top w:val="single" w:sz="4" w:color="D9D9D9"/>
+              <w:left w:val="single" w:sz="4" w:color="D9D9D9"/>
               <w:bottom w:val="single" w:sz="4" w:color="D9D9D9"/>
-              <w:left w:val="single" w:sz="4" w:color="D9D9D9"/>
               <w:right w:val="single" w:sz="4" w:color="D9D9D9"/>
             </w:tcBorders>
             <w:shd w:fill="142D40"/>
             <w:tcMar>
               <w:top w:w="85" w:type="dxa"/>
+              <w:left w:w="85" w:type="dxa"/>
               <w:bottom w:w="85" w:type="dxa"/>
-              <w:left w:w="85" w:type="dxa"/>
               <w:right w:w="85" w:type="dxa"/>
             </w:tcMar>
           </w:tcPr>
@@ -1312,15 +1312,15 @@
             <w:tcW w:type="dxa" w:w="1827"/>
             <w:tcBorders>
               <w:top w:val="single" w:sz="4" w:color="D9D9D9"/>
+              <w:left w:val="single" w:sz="4" w:color="D9D9D9"/>
               <w:bottom w:val="single" w:sz="4" w:color="D9D9D9"/>
-              <w:left w:val="single" w:sz="4" w:color="D9D9D9"/>
               <w:right w:val="single" w:sz="4" w:color="D9D9D9"/>
             </w:tcBorders>
             <w:shd w:fill="142D40"/>
             <w:tcMar>
               <w:top w:w="85" w:type="dxa"/>
+              <w:left w:w="85" w:type="dxa"/>
               <w:bottom w:w="85" w:type="dxa"/>
-              <w:left w:w="85" w:type="dxa"/>
               <w:right w:w="85" w:type="dxa"/>
             </w:tcMar>
           </w:tcPr>
@@ -1343,15 +1343,15 @@
             <w:tcW w:type="dxa" w:w="1827"/>
             <w:tcBorders>
               <w:top w:val="single" w:sz="4" w:color="D9D9D9"/>
+              <w:left w:val="single" w:sz="4" w:color="D9D9D9"/>
               <w:bottom w:val="single" w:sz="4" w:color="D9D9D9"/>
-              <w:left w:val="single" w:sz="4" w:color="D9D9D9"/>
               <w:right w:val="single" w:sz="4" w:color="D9D9D9"/>
             </w:tcBorders>
             <w:shd w:fill="142D40"/>
             <w:tcMar>
               <w:top w:w="85" w:type="dxa"/>
+              <w:left w:w="85" w:type="dxa"/>
               <w:bottom w:w="85" w:type="dxa"/>
-              <w:left w:w="85" w:type="dxa"/>
               <w:right w:w="85" w:type="dxa"/>
             </w:tcMar>
           </w:tcPr>
@@ -1376,15 +1376,15 @@
             <w:tcW w:type="dxa" w:w="4670"/>
             <w:tcBorders>
               <w:top w:val="single" w:sz="4" w:color="D9D9D9"/>
+              <w:left w:val="single" w:sz="4" w:color="D9D9D9"/>
               <w:bottom w:val="single" w:sz="4" w:color="D9D9D9"/>
-              <w:left w:val="single" w:sz="4" w:color="D9D9D9"/>
               <w:right w:val="single" w:sz="4" w:color="D9D9D9"/>
             </w:tcBorders>
             <w:shd w:fill="FFFFFF"/>
             <w:tcMar>
               <w:top w:w="85" w:type="dxa"/>
+              <w:left w:w="85" w:type="dxa"/>
               <w:bottom w:w="85" w:type="dxa"/>
-              <w:left w:w="85" w:type="dxa"/>
               <w:right w:w="85" w:type="dxa"/>
             </w:tcMar>
           </w:tcPr>
@@ -1407,15 +1407,15 @@
             <w:tcW w:type="dxa" w:w="1827"/>
             <w:tcBorders>
               <w:top w:val="single" w:sz="4" w:color="D9D9D9"/>
+              <w:left w:val="single" w:sz="4" w:color="D9D9D9"/>
               <w:bottom w:val="single" w:sz="4" w:color="D9D9D9"/>
-              <w:left w:val="single" w:sz="4" w:color="D9D9D9"/>
               <w:right w:val="single" w:sz="4" w:color="D9D9D9"/>
             </w:tcBorders>
             <w:shd w:fill="FFFFFF"/>
             <w:tcMar>
               <w:top w:w="85" w:type="dxa"/>
+              <w:left w:w="85" w:type="dxa"/>
               <w:bottom w:w="85" w:type="dxa"/>
-              <w:left w:w="85" w:type="dxa"/>
               <w:right w:w="85" w:type="dxa"/>
             </w:tcMar>
           </w:tcPr>
@@ -1438,15 +1438,15 @@
             <w:tcW w:type="dxa" w:w="1827"/>
             <w:tcBorders>
               <w:top w:val="single" w:sz="4" w:color="D9D9D9"/>
+              <w:left w:val="single" w:sz="4" w:color="D9D9D9"/>
               <w:bottom w:val="single" w:sz="4" w:color="D9D9D9"/>
-              <w:left w:val="single" w:sz="4" w:color="D9D9D9"/>
               <w:right w:val="single" w:sz="4" w:color="D9D9D9"/>
             </w:tcBorders>
             <w:shd w:fill="FFFFFF"/>
             <w:tcMar>
               <w:top w:w="85" w:type="dxa"/>
+              <w:left w:w="85" w:type="dxa"/>
               <w:bottom w:w="85" w:type="dxa"/>
-              <w:left w:w="85" w:type="dxa"/>
               <w:right w:w="85" w:type="dxa"/>
             </w:tcMar>
           </w:tcPr>
@@ -1468,15 +1468,15 @@
             <w:tcW w:type="dxa" w:w="1827"/>
             <w:tcBorders>
               <w:top w:val="single" w:sz="4" w:color="D9D9D9"/>
+              <w:left w:val="single" w:sz="4" w:color="D9D9D9"/>
               <w:bottom w:val="single" w:sz="4" w:color="D9D9D9"/>
-              <w:left w:val="single" w:sz="4" w:color="D9D9D9"/>
               <w:right w:val="single" w:sz="4" w:color="D9D9D9"/>
             </w:tcBorders>
             <w:shd w:fill="FFFFFF"/>
             <w:tcMar>
               <w:top w:w="85" w:type="dxa"/>
+              <w:left w:w="85" w:type="dxa"/>
               <w:bottom w:w="85" w:type="dxa"/>
-              <w:left w:w="85" w:type="dxa"/>
               <w:right w:w="85" w:type="dxa"/>
             </w:tcMar>
           </w:tcPr>
@@ -1500,15 +1500,15 @@
             <w:tcW w:type="dxa" w:w="4670"/>
             <w:tcBorders>
               <w:top w:val="single" w:sz="4" w:color="D9D9D9"/>
+              <w:left w:val="single" w:sz="4" w:color="D9D9D9"/>
               <w:bottom w:val="single" w:sz="4" w:color="D9D9D9"/>
-              <w:left w:val="single" w:sz="4" w:color="D9D9D9"/>
               <w:right w:val="single" w:sz="4" w:color="D9D9D9"/>
             </w:tcBorders>
             <w:shd w:fill="F1F5F7"/>
             <w:tcMar>
               <w:top w:w="85" w:type="dxa"/>
+              <w:left w:w="85" w:type="dxa"/>
               <w:bottom w:w="85" w:type="dxa"/>
-              <w:left w:w="85" w:type="dxa"/>
               <w:right w:w="85" w:type="dxa"/>
             </w:tcMar>
           </w:tcPr>
@@ -1531,15 +1531,15 @@
             <w:tcW w:type="dxa" w:w="1827"/>
             <w:tcBorders>
               <w:top w:val="single" w:sz="4" w:color="D9D9D9"/>
+              <w:left w:val="single" w:sz="4" w:color="D9D9D9"/>
               <w:bottom w:val="single" w:sz="4" w:color="D9D9D9"/>
-              <w:left w:val="single" w:sz="4" w:color="D9D9D9"/>
               <w:right w:val="single" w:sz="4" w:color="D9D9D9"/>
             </w:tcBorders>
             <w:shd w:fill="F1F5F7"/>
             <w:tcMar>
               <w:top w:w="85" w:type="dxa"/>
+              <w:left w:w="85" w:type="dxa"/>
               <w:bottom w:w="85" w:type="dxa"/>
-              <w:left w:w="85" w:type="dxa"/>
               <w:right w:w="85" w:type="dxa"/>
             </w:tcMar>
           </w:tcPr>
@@ -1562,15 +1562,15 @@
             <w:tcW w:type="dxa" w:w="1827"/>
             <w:tcBorders>
               <w:top w:val="single" w:sz="4" w:color="D9D9D9"/>
+              <w:left w:val="single" w:sz="4" w:color="D9D9D9"/>
               <w:bottom w:val="single" w:sz="4" w:color="D9D9D9"/>
-              <w:left w:val="single" w:sz="4" w:color="D9D9D9"/>
               <w:right w:val="single" w:sz="4" w:color="D9D9D9"/>
             </w:tcBorders>
             <w:shd w:fill="F1F5F7"/>
             <w:tcMar>
               <w:top w:w="85" w:type="dxa"/>
+              <w:left w:w="85" w:type="dxa"/>
               <w:bottom w:w="85" w:type="dxa"/>
-              <w:left w:w="85" w:type="dxa"/>
               <w:right w:w="85" w:type="dxa"/>
             </w:tcMar>
           </w:tcPr>
@@ -1592,15 +1592,15 @@
             <w:tcW w:type="dxa" w:w="1827"/>
             <w:tcBorders>
               <w:top w:val="single" w:sz="4" w:color="D9D9D9"/>
+              <w:left w:val="single" w:sz="4" w:color="D9D9D9"/>
               <w:bottom w:val="single" w:sz="4" w:color="D9D9D9"/>
-              <w:left w:val="single" w:sz="4" w:color="D9D9D9"/>
               <w:right w:val="single" w:sz="4" w:color="D9D9D9"/>
             </w:tcBorders>
             <w:shd w:fill="F1F5F7"/>
             <w:tcMar>
               <w:top w:w="85" w:type="dxa"/>
+              <w:left w:w="85" w:type="dxa"/>
               <w:bottom w:w="85" w:type="dxa"/>
-              <w:left w:w="85" w:type="dxa"/>
               <w:right w:w="85" w:type="dxa"/>
             </w:tcMar>
           </w:tcPr>
@@ -1624,15 +1624,15 @@
             <w:tcW w:type="dxa" w:w="4670"/>
             <w:tcBorders>
               <w:top w:val="single" w:sz="4" w:color="D9D9D9"/>
+              <w:left w:val="single" w:sz="4" w:color="D9D9D9"/>
               <w:bottom w:val="single" w:sz="4" w:color="D9D9D9"/>
-              <w:left w:val="single" w:sz="4" w:color="D9D9D9"/>
               <w:right w:val="single" w:sz="4" w:color="D9D9D9"/>
             </w:tcBorders>
             <w:shd w:fill="FFFFFF"/>
             <w:tcMar>
               <w:top w:w="85" w:type="dxa"/>
+              <w:left w:w="85" w:type="dxa"/>
               <w:bottom w:w="85" w:type="dxa"/>
-              <w:left w:w="85" w:type="dxa"/>
               <w:right w:w="85" w:type="dxa"/>
             </w:tcMar>
           </w:tcPr>
@@ -1655,15 +1655,15 @@
             <w:tcW w:type="dxa" w:w="1827"/>
             <w:tcBorders>
               <w:top w:val="single" w:sz="4" w:color="D9D9D9"/>
+              <w:left w:val="single" w:sz="4" w:color="D9D9D9"/>
               <w:bottom w:val="single" w:sz="4" w:color="D9D9D9"/>
-              <w:left w:val="single" w:sz="4" w:color="D9D9D9"/>
               <w:right w:val="single" w:sz="4" w:color="D9D9D9"/>
             </w:tcBorders>
             <w:shd w:fill="FFFFFF"/>
             <w:tcMar>
               <w:top w:w="85" w:type="dxa"/>
+              <w:left w:w="85" w:type="dxa"/>
               <w:bottom w:w="85" w:type="dxa"/>
-              <w:left w:w="85" w:type="dxa"/>
               <w:right w:w="85" w:type="dxa"/>
             </w:tcMar>
           </w:tcPr>
@@ -1686,15 +1686,15 @@
             <w:tcW w:type="dxa" w:w="1827"/>
             <w:tcBorders>
               <w:top w:val="single" w:sz="4" w:color="D9D9D9"/>
+              <w:left w:val="single" w:sz="4" w:color="D9D9D9"/>
               <w:bottom w:val="single" w:sz="4" w:color="D9D9D9"/>
-              <w:left w:val="single" w:sz="4" w:color="D9D9D9"/>
               <w:right w:val="single" w:sz="4" w:color="D9D9D9"/>
             </w:tcBorders>
             <w:shd w:fill="FFFFFF"/>
             <w:tcMar>
               <w:top w:w="85" w:type="dxa"/>
+              <w:left w:w="85" w:type="dxa"/>
               <w:bottom w:w="85" w:type="dxa"/>
-              <w:left w:w="85" w:type="dxa"/>
               <w:right w:w="85" w:type="dxa"/>
             </w:tcMar>
           </w:tcPr>
@@ -1716,15 +1716,15 @@
             <w:tcW w:type="dxa" w:w="1827"/>
             <w:tcBorders>
               <w:top w:val="single" w:sz="4" w:color="D9D9D9"/>
+              <w:left w:val="single" w:sz="4" w:color="D9D9D9"/>
               <w:bottom w:val="single" w:sz="4" w:color="D9D9D9"/>
-              <w:left w:val="single" w:sz="4" w:color="D9D9D9"/>
               <w:right w:val="single" w:sz="4" w:color="D9D9D9"/>
             </w:tcBorders>
             <w:shd w:fill="FFFFFF"/>
             <w:tcMar>
               <w:top w:w="85" w:type="dxa"/>
+              <w:left w:w="85" w:type="dxa"/>
               <w:bottom w:w="85" w:type="dxa"/>
-              <w:left w:w="85" w:type="dxa"/>
               <w:right w:w="85" w:type="dxa"/>
             </w:tcMar>
           </w:tcPr>
@@ -1748,15 +1748,15 @@
             <w:tcW w:type="dxa" w:w="4670"/>
             <w:tcBorders>
               <w:top w:val="single" w:sz="4" w:color="D9D9D9"/>
+              <w:left w:val="single" w:sz="4" w:color="D9D9D9"/>
               <w:bottom w:val="single" w:sz="4" w:color="D9D9D9"/>
-              <w:left w:val="single" w:sz="4" w:color="D9D9D9"/>
               <w:right w:val="single" w:sz="4" w:color="D9D9D9"/>
             </w:tcBorders>
             <w:shd w:fill="F1F5F7"/>
             <w:tcMar>
               <w:top w:w="85" w:type="dxa"/>
+              <w:left w:w="85" w:type="dxa"/>
               <w:bottom w:w="85" w:type="dxa"/>
-              <w:left w:w="85" w:type="dxa"/>
               <w:right w:w="85" w:type="dxa"/>
             </w:tcMar>
           </w:tcPr>
@@ -1779,15 +1779,15 @@
             <w:tcW w:type="dxa" w:w="1827"/>
             <w:tcBorders>
               <w:top w:val="single" w:sz="4" w:color="D9D9D9"/>
+              <w:left w:val="single" w:sz="4" w:color="D9D9D9"/>
               <w:bottom w:val="single" w:sz="4" w:color="D9D9D9"/>
-              <w:left w:val="single" w:sz="4" w:color="D9D9D9"/>
               <w:right w:val="single" w:sz="4" w:color="D9D9D9"/>
             </w:tcBorders>
             <w:shd w:fill="F1F5F7"/>
             <w:tcMar>
               <w:top w:w="85" w:type="dxa"/>
+              <w:left w:w="85" w:type="dxa"/>
               <w:bottom w:w="85" w:type="dxa"/>
-              <w:left w:w="85" w:type="dxa"/>
               <w:right w:w="85" w:type="dxa"/>
             </w:tcMar>
           </w:tcPr>
@@ -1810,15 +1810,15 @@
             <w:tcW w:type="dxa" w:w="1827"/>
             <w:tcBorders>
               <w:top w:val="single" w:sz="4" w:color="D9D9D9"/>
+              <w:left w:val="single" w:sz="4" w:color="D9D9D9"/>
               <w:bottom w:val="single" w:sz="4" w:color="D9D9D9"/>
-              <w:left w:val="single" w:sz="4" w:color="D9D9D9"/>
               <w:right w:val="single" w:sz="4" w:color="D9D9D9"/>
             </w:tcBorders>
             <w:shd w:fill="F1F5F7"/>
             <w:tcMar>
               <w:top w:w="85" w:type="dxa"/>
+              <w:left w:w="85" w:type="dxa"/>
               <w:bottom w:w="85" w:type="dxa"/>
-              <w:left w:w="85" w:type="dxa"/>
               <w:right w:w="85" w:type="dxa"/>
             </w:tcMar>
           </w:tcPr>
@@ -1840,15 +1840,15 @@
             <w:tcW w:type="dxa" w:w="1827"/>
             <w:tcBorders>
               <w:top w:val="single" w:sz="4" w:color="D9D9D9"/>
+              <w:left w:val="single" w:sz="4" w:color="D9D9D9"/>
               <w:bottom w:val="single" w:sz="4" w:color="D9D9D9"/>
-              <w:left w:val="single" w:sz="4" w:color="D9D9D9"/>
               <w:right w:val="single" w:sz="4" w:color="D9D9D9"/>
             </w:tcBorders>
             <w:shd w:fill="F1F5F7"/>
             <w:tcMar>
               <w:top w:w="85" w:type="dxa"/>
+              <w:left w:w="85" w:type="dxa"/>
               <w:bottom w:w="85" w:type="dxa"/>
-              <w:left w:w="85" w:type="dxa"/>
               <w:right w:w="85" w:type="dxa"/>
             </w:tcMar>
           </w:tcPr>
@@ -1872,15 +1872,15 @@
             <w:tcW w:type="dxa" w:w="4670"/>
             <w:tcBorders>
               <w:top w:val="single" w:sz="4" w:color="D9D9D9"/>
+              <w:left w:val="single" w:sz="4" w:color="D9D9D9"/>
               <w:bottom w:val="single" w:sz="4" w:color="D9D9D9"/>
-              <w:left w:val="single" w:sz="4" w:color="D9D9D9"/>
               <w:right w:val="single" w:sz="4" w:color="D9D9D9"/>
             </w:tcBorders>
             <w:shd w:fill="FFFFFF"/>
             <w:tcMar>
               <w:top w:w="85" w:type="dxa"/>
+              <w:left w:w="85" w:type="dxa"/>
               <w:bottom w:w="85" w:type="dxa"/>
-              <w:left w:w="85" w:type="dxa"/>
               <w:right w:w="85" w:type="dxa"/>
             </w:tcMar>
           </w:tcPr>
@@ -1903,15 +1903,15 @@
             <w:tcW w:type="dxa" w:w="1827"/>
             <w:tcBorders>
               <w:top w:val="single" w:sz="4" w:color="D9D9D9"/>
+              <w:left w:val="single" w:sz="4" w:color="D9D9D9"/>
               <w:bottom w:val="single" w:sz="4" w:color="D9D9D9"/>
-              <w:left w:val="single" w:sz="4" w:color="D9D9D9"/>
               <w:right w:val="single" w:sz="4" w:color="D9D9D9"/>
             </w:tcBorders>
             <w:shd w:fill="FFFFFF"/>
             <w:tcMar>
               <w:top w:w="85" w:type="dxa"/>
+              <w:left w:w="85" w:type="dxa"/>
               <w:bottom w:w="85" w:type="dxa"/>
-              <w:left w:w="85" w:type="dxa"/>
               <w:right w:w="85" w:type="dxa"/>
             </w:tcMar>
           </w:tcPr>
@@ -1934,15 +1934,15 @@
             <w:tcW w:type="dxa" w:w="1827"/>
             <w:tcBorders>
               <w:top w:val="single" w:sz="4" w:color="D9D9D9"/>
+              <w:left w:val="single" w:sz="4" w:color="D9D9D9"/>
               <w:bottom w:val="single" w:sz="4" w:color="D9D9D9"/>
-              <w:left w:val="single" w:sz="4" w:color="D9D9D9"/>
               <w:right w:val="single" w:sz="4" w:color="D9D9D9"/>
             </w:tcBorders>
             <w:shd w:fill="FFFFFF"/>
             <w:tcMar>
               <w:top w:w="85" w:type="dxa"/>
+              <w:left w:w="85" w:type="dxa"/>
               <w:bottom w:w="85" w:type="dxa"/>
-              <w:left w:w="85" w:type="dxa"/>
               <w:right w:w="85" w:type="dxa"/>
             </w:tcMar>
           </w:tcPr>
@@ -1964,15 +1964,15 @@
             <w:tcW w:type="dxa" w:w="1827"/>
             <w:tcBorders>
               <w:top w:val="single" w:sz="4" w:color="D9D9D9"/>
+              <w:left w:val="single" w:sz="4" w:color="D9D9D9"/>
               <w:bottom w:val="single" w:sz="4" w:color="D9D9D9"/>
-              <w:left w:val="single" w:sz="4" w:color="D9D9D9"/>
               <w:right w:val="single" w:sz="4" w:color="D9D9D9"/>
             </w:tcBorders>
             <w:shd w:fill="FFFFFF"/>
             <w:tcMar>
               <w:top w:w="85" w:type="dxa"/>
+              <w:left w:w="85" w:type="dxa"/>
               <w:bottom w:w="85" w:type="dxa"/>
-              <w:left w:w="85" w:type="dxa"/>
               <w:right w:w="85" w:type="dxa"/>
             </w:tcMar>
           </w:tcPr>
@@ -1996,15 +1996,15 @@
             <w:tcW w:type="dxa" w:w="4670"/>
             <w:tcBorders>
               <w:top w:val="single" w:sz="4" w:color="D9D9D9"/>
+              <w:left w:val="single" w:sz="4" w:color="D9D9D9"/>
               <w:bottom w:val="single" w:sz="4" w:color="D9D9D9"/>
-              <w:left w:val="single" w:sz="4" w:color="D9D9D9"/>
               <w:right w:val="single" w:sz="4" w:color="D9D9D9"/>
             </w:tcBorders>
             <w:shd w:fill="F1F5F7"/>
             <w:tcMar>
               <w:top w:w="85" w:type="dxa"/>
+              <w:left w:w="85" w:type="dxa"/>
               <w:bottom w:w="85" w:type="dxa"/>
-              <w:left w:w="85" w:type="dxa"/>
               <w:right w:w="85" w:type="dxa"/>
             </w:tcMar>
           </w:tcPr>
@@ -2027,15 +2027,15 @@
             <w:tcW w:type="dxa" w:w="1827"/>
             <w:tcBorders>
               <w:top w:val="single" w:sz="4" w:color="D9D9D9"/>
+              <w:left w:val="single" w:sz="4" w:color="D9D9D9"/>
               <w:bottom w:val="single" w:sz="4" w:color="D9D9D9"/>
-              <w:left w:val="single" w:sz="4" w:color="D9D9D9"/>
               <w:right w:val="single" w:sz="4" w:color="D9D9D9"/>
             </w:tcBorders>
             <w:shd w:fill="F1F5F7"/>
             <w:tcMar>
               <w:top w:w="85" w:type="dxa"/>
+              <w:left w:w="85" w:type="dxa"/>
               <w:bottom w:w="85" w:type="dxa"/>
-              <w:left w:w="85" w:type="dxa"/>
               <w:right w:w="85" w:type="dxa"/>
             </w:tcMar>
           </w:tcPr>
@@ -2058,15 +2058,15 @@
             <w:tcW w:type="dxa" w:w="1827"/>
             <w:tcBorders>
               <w:top w:val="single" w:sz="4" w:color="D9D9D9"/>
+              <w:left w:val="single" w:sz="4" w:color="D9D9D9"/>
               <w:bottom w:val="single" w:sz="4" w:color="D9D9D9"/>
-              <w:left w:val="single" w:sz="4" w:color="D9D9D9"/>
               <w:right w:val="single" w:sz="4" w:color="D9D9D9"/>
             </w:tcBorders>
             <w:shd w:fill="F1F5F7"/>
             <w:tcMar>
               <w:top w:w="85" w:type="dxa"/>
+              <w:left w:w="85" w:type="dxa"/>
               <w:bottom w:w="85" w:type="dxa"/>
-              <w:left w:w="85" w:type="dxa"/>
               <w:right w:w="85" w:type="dxa"/>
             </w:tcMar>
           </w:tcPr>
@@ -2088,15 +2088,15 @@
             <w:tcW w:type="dxa" w:w="1827"/>
             <w:tcBorders>
               <w:top w:val="single" w:sz="4" w:color="D9D9D9"/>
+              <w:left w:val="single" w:sz="4" w:color="D9D9D9"/>
               <w:bottom w:val="single" w:sz="4" w:color="D9D9D9"/>
-              <w:left w:val="single" w:sz="4" w:color="D9D9D9"/>
               <w:right w:val="single" w:sz="4" w:color="D9D9D9"/>
             </w:tcBorders>
             <w:shd w:fill="F1F5F7"/>
             <w:tcMar>
               <w:top w:w="85" w:type="dxa"/>
+              <w:left w:w="85" w:type="dxa"/>
               <w:bottom w:w="85" w:type="dxa"/>
-              <w:left w:w="85" w:type="dxa"/>
               <w:right w:w="85" w:type="dxa"/>
             </w:tcMar>
           </w:tcPr>
